--- a/software/5_yuntai/说明文档.docx
+++ b/software/5_yuntai/说明文档.docx
@@ -48,6 +48,7 @@
     <w:p>
       <w:pPr>
         <w:numPr>
+          <w:ilvl w:val="0"/>
           <w:numId w:val="0"/>
         </w:numPr>
         <w:rPr>
@@ -66,6 +67,7 @@
     <w:p>
       <w:pPr>
         <w:numPr>
+          <w:ilvl w:val="0"/>
           <w:numId w:val="0"/>
         </w:numPr>
         <w:rPr>
@@ -80,12 +82,11 @@
         </w:rPr>
         <w:t>STM32F103C8T6开发板</w:t>
       </w:r>
-      <w:bookmarkStart w:id="0" w:name="_GoBack"/>
-      <w:bookmarkEnd w:id="0"/>
-    </w:p>
-    <w:p>
-      <w:pPr>
-        <w:numPr>
+    </w:p>
+    <w:p>
+      <w:pPr>
+        <w:numPr>
+          <w:ilvl w:val="0"/>
           <w:numId w:val="0"/>
         </w:numPr>
         <w:rPr>
@@ -104,6 +105,7 @@
     <w:p>
       <w:pPr>
         <w:numPr>
+          <w:ilvl w:val="0"/>
           <w:numId w:val="0"/>
         </w:numPr>
         <w:rPr>
@@ -122,6 +124,7 @@
     <w:p>
       <w:pPr>
         <w:numPr>
+          <w:ilvl w:val="0"/>
           <w:numId w:val="0"/>
         </w:numPr>
         <w:rPr>
@@ -140,6 +143,7 @@
     <w:p>
       <w:pPr>
         <w:numPr>
+          <w:ilvl w:val="0"/>
           <w:numId w:val="0"/>
         </w:numPr>
         <w:rPr>
@@ -158,6 +162,7 @@
     <w:p>
       <w:pPr>
         <w:numPr>
+          <w:ilvl w:val="0"/>
           <w:numId w:val="0"/>
         </w:numPr>
         <w:rPr>
@@ -176,6 +181,7 @@
     <w:p>
       <w:pPr>
         <w:numPr>
+          <w:ilvl w:val="0"/>
           <w:numId w:val="0"/>
         </w:numPr>
         <w:rPr>
@@ -194,6 +200,7 @@
     <w:p>
       <w:pPr>
         <w:numPr>
+          <w:ilvl w:val="0"/>
           <w:numId w:val="0"/>
         </w:numPr>
         <w:rPr>
@@ -229,6 +236,7 @@
     <w:p>
       <w:pPr>
         <w:numPr>
+          <w:ilvl w:val="0"/>
           <w:numId w:val="0"/>
         </w:numPr>
         <w:ind w:leftChars="0" w:firstLine="420" w:firstLineChars="0"/>
@@ -248,6 +256,7 @@
     <w:p>
       <w:pPr>
         <w:numPr>
+          <w:ilvl w:val="0"/>
           <w:numId w:val="0"/>
         </w:numPr>
         <w:ind w:leftChars="0" w:firstLine="420" w:firstLineChars="0"/>
@@ -261,7 +270,16 @@
           <w:rFonts w:hint="eastAsia"/>
           <w:lang w:val="en-US" w:eastAsia="zh-CN"/>
         </w:rPr>
-        <w:t>开发过程中我先是主要在主控端进行测试。我首先加入了mpu6050模块。在对这个模块的初步验证中我发现这个模块测量角度的零偏有些严重。因此我采用了上电初始化5秒钟检测偏差数值，后续根据这个偏差进行补偿的方式，成功让角度在静止状态下几乎没有了偏移。后面我测试了用电位器来控制输出PWM波，让舵机的两个轴根据电位器的采样值旋转。起初舵机旋转时的抖动很大，时快时慢，很不平稳。为了解决这个问题我让AI整体阅读了我的代码，AI给出的建议是提高OLED的I2C通信频率以提高响应速度，以及提高PWM调节的分辨率。我这样配置好之后果然变得很丝滑。串口有线通信上我做出来的效果很好，但是在蓝牙通信功能这里我卡了很久，很奇怪的是蓝牙模块刚买回来我测试的时候能够互相连接，过了几天我真正要用的时候却连接不上了。我根据手册上的指令试了很多也无济于事。考虑到我买的这个兼容版的蓝牙模块不支持很多串口指令，我重新购买了原版的HC06模块。后面模块到货了我再尝试一下。</w:t>
+        <w:t>开发过程中我先是主要在主控端进行测试。我首先加入了mpu6050模块。在对这个模块的初步验证中我发现这个模块测量角度的零偏有些严重。因此我采用了上电初始化5秒钟检测偏差数值，后续根据这个偏差进行补偿的方式，成功让角度几乎没有偏移，角度也很准。后面我测试了用电位器来控制输出PWM波，让舵机的两个轴根据电位器的采样值旋转。起初舵机旋转时的抖动很大，时快时慢，很不平稳。为了解决这个问题我让AI整体阅读了我的代码，AI给出的建议是提高OLED的I2C通信频率以提高响应速度，以及提高PWM调节的分辨率。我这样配置好之后果然变得很丝滑。串口有线通信上我做出来的效果很好，但是在蓝牙通信功能这里我卡了很久，很奇怪的是蓝牙模块刚买回来我测试的时候能够互相连接，过了几天我真正要用的时候却连接不上了。我根据手册上的指令试了很多也无济于事，浪费了很多时间。考虑到我买的这个兼容版的蓝牙模块可能确实不够稳定，直到</w:t>
+      </w:r>
+      <w:bookmarkStart w:id="0" w:name="_GoBack"/>
+      <w:bookmarkEnd w:id="0"/>
+      <w:r>
+        <w:rPr>
+          <w:rFonts w:hint="eastAsia"/>
+          <w:lang w:val="en-US" w:eastAsia="zh-CN"/>
+        </w:rPr>
+        <w:t>我换了正品的蓝牙模块才终于能够稳定连接。</w:t>
       </w:r>
     </w:p>
     <w:sectPr>
@@ -373,7 +391,7 @@
     <w:lsdException w:qFormat="1" w:unhideWhenUsed="0" w:uiPriority="0" w:semiHidden="0" w:name="Title"/>
     <w:lsdException w:unhideWhenUsed="0" w:uiPriority="0" w:semiHidden="0" w:name="Closing"/>
     <w:lsdException w:unhideWhenUsed="0" w:uiPriority="0" w:semiHidden="0" w:name="Signature"/>
-    <w:lsdException w:unhideWhenUsed="0" w:uiPriority="0" w:name="Default Paragraph Font"/>
+    <w:lsdException w:qFormat="1" w:unhideWhenUsed="0" w:uiPriority="0" w:name="Default Paragraph Font"/>
     <w:lsdException w:unhideWhenUsed="0" w:uiPriority="0" w:semiHidden="0" w:name="Body Text"/>
     <w:lsdException w:unhideWhenUsed="0" w:uiPriority="0" w:semiHidden="0" w:name="Body Text Indent"/>
     <w:lsdException w:unhideWhenUsed="0" w:uiPriority="0" w:semiHidden="0" w:name="List Continue"/>
@@ -576,6 +594,7 @@
   <w:style w:type="character" w:default="1" w:styleId="3">
     <w:name w:val="Default Paragraph Font"/>
     <w:semiHidden/>
+    <w:qFormat/>
     <w:uiPriority w:val="0"/>
   </w:style>
   <w:style w:type="table" w:default="1" w:styleId="2">
